--- a/mps-nivel-c/oficial/03_templates/TPL-REQ-002_Template-Matriz-de-Rastreabilidade.docx
+++ b/mps-nivel-c/oficial/03_templates/TPL-REQ-002_Template-Matriz-de-Rastreabilidade.docx
@@ -34,7 +34,7 @@
           <w:color w:val="555555"/>
           <w:sz w:val="20"/>
         </w:rPr>
-        <w:t>[CÓDIGO   ·   Versão Data   ·   [dd/mm/aaaa]   ·   Timeware Brasil</w:t>
+        <w:t>[CÓDIGO   ·   Versão [versão]   ·   [dd/mm/aaaa]   ·   Timeware Brasil</w:t>
       </w:r>
     </w:p>
     <w:p>
@@ -1277,7 +1277,7 @@
         <w:color w:val="555555"/>
         <w:sz w:val="16"/>
       </w:rPr>
-      <w:t>vData  ·  [dd/mm/aaaa]</w:t>
+      <w:t>v[versão]  ·  [dd/mm/aaaa]</w:t>
     </w:r>
     <w:r>
       <w:tab/>
@@ -1339,7 +1339,7 @@
         <w:color w:val="555555"/>
         <w:sz w:val="16"/>
       </w:rPr>
-      <w:t>vData  ·  [dd/mm/aaaa]</w:t>
+      <w:t>v[versão]  ·  [dd/mm/aaaa]</w:t>
     </w:r>
     <w:r>
       <w:tab/>
@@ -1421,7 +1421,7 @@
         <w:color w:val="555555"/>
         <w:sz w:val="18"/>
       </w:rPr>
-      <w:t>Timeware MPS-SW</w:t>
+      <w:t>Evidência de Projeto</w:t>
     </w:r>
   </w:p>
 </w:hdr>
